--- a/7 семестр/ИСИС/ЛР 2/ИСИС ЛР 2.docx
+++ b/7 семестр/ИСИС/ЛР 2/ИСИС ЛР 2.docx
@@ -153,6 +153,24 @@
       </w:pPr>
       <w:r>
         <w:t>ИССЛЕДОВАНИЕ СПОСОБОВ СТАТИЧЕСКОЙ И ДИНАМИЧЕСКОЙ МАРШРУТИЗАЦИИ ПАКЕТОВ В КОМПЬЮТЕРНЫХ СЕТЯХ</w:t>
+      </w:r>
+    </w:p>
+    <w:p>
+      <w:pPr>
+        <w:ind w:firstLine="0"/>
+        <w:jc w:val="center"/>
+      </w:pPr>
+      <w:r>
+        <w:t xml:space="preserve">по дисциплине </w:t>
+      </w:r>
+    </w:p>
+    <w:p>
+      <w:pPr>
+        <w:ind w:firstLine="0"/>
+        <w:jc w:val="center"/>
+      </w:pPr>
+      <w:r>
+        <w:t>«Инфокоммуникационные системы и сети»</w:t>
       </w:r>
     </w:p>
     <w:p>
@@ -412,17 +430,6 @@
     <w:p>
       <w:pPr>
         <w:ind w:firstLine="0"/>
-        <w:jc w:val="center"/>
-      </w:pPr>
-    </w:p>
-    <w:p>
-      <w:pPr>
-        <w:ind w:firstLine="0"/>
-      </w:pPr>
-    </w:p>
-    <w:p>
-      <w:pPr>
-        <w:ind w:firstLine="0"/>
       </w:pPr>
     </w:p>
     <w:p>
@@ -469,13 +476,8 @@
     </w:p>
     <w:p>
       <w:r>
-        <w:t xml:space="preserve">Углубление теоретических знаний в области архитектуры компьютерных сетей, исследование способов статической и динамической маршрутизации, приобретение навыков составления сценариев конфигурации телекоммуникационного оборудования, а также моделирования локальных сетей в среде симулятора Cisco Packet </w:t>
-      </w:r>
-      <w:proofErr w:type="spellStart"/>
-      <w:r>
-        <w:t>Tracer</w:t>
-      </w:r>
-      <w:proofErr w:type="spellEnd"/>
+        <w:t>Углубление теоретических знаний в области архитектуры компьютерных сетей, исследование способов статической и динамической маршрутизации, приобретение навыков составления сценариев конфигурации телекоммуникационного оборудования, а также моделирования локальных сетей в среде симулятора Cisco Packet Tracer</w:t>
+      </w:r>
       <w:r>
         <w:t>.</w:t>
       </w:r>
@@ -527,15 +529,7 @@
         <w:ind w:hanging="578"/>
       </w:pPr>
       <w:r>
-        <w:t xml:space="preserve">В программе Cisco Packet </w:t>
-      </w:r>
-      <w:proofErr w:type="spellStart"/>
-      <w:r>
-        <w:t>Tracer</w:t>
-      </w:r>
-      <w:proofErr w:type="spellEnd"/>
-      <w:r>
-        <w:t xml:space="preserve"> построить сеть, изображенную на рисунке </w:t>
+        <w:t xml:space="preserve">В программе Cisco Packet Tracer построить сеть, изображенную на рисунке </w:t>
       </w:r>
       <w:r>
         <w:t>2</w:t>
@@ -689,15 +683,7 @@
         <w:ind w:hanging="578"/>
       </w:pPr>
       <w:r>
-        <w:t xml:space="preserve">В эмуляторе Cisco Packet </w:t>
-      </w:r>
-      <w:proofErr w:type="spellStart"/>
-      <w:r>
-        <w:t>Tracer</w:t>
-      </w:r>
-      <w:proofErr w:type="spellEnd"/>
-      <w:r>
-        <w:t xml:space="preserve"> построить сеть, состоящую из четыр</w:t>
+        <w:t>В эмуляторе Cisco Packet Tracer построить сеть, состоящую из четыр</w:t>
       </w:r>
       <w:r>
         <w:t>ё</w:t>
@@ -824,52 +810,14 @@
       <w:r>
         <w:t xml:space="preserve">Просмотреть содержимое таблицы IP маршрутизации с помощью команды </w:t>
       </w:r>
-      <w:proofErr w:type="spellStart"/>
       <w:r>
         <w:rPr>
           <w:rFonts w:ascii="Courier New" w:hAnsi="Courier New" w:cs="Courier New"/>
           <w:sz w:val="20"/>
           <w:szCs w:val="16"/>
         </w:rPr>
-        <w:t>show</w:t>
-      </w:r>
-      <w:proofErr w:type="spellEnd"/>
-      <w:r>
-        <w:rPr>
-          <w:rFonts w:ascii="Courier New" w:hAnsi="Courier New" w:cs="Courier New"/>
-          <w:sz w:val="20"/>
-          <w:szCs w:val="16"/>
-        </w:rPr>
-        <w:t xml:space="preserve"> </w:t>
-      </w:r>
-      <w:proofErr w:type="spellStart"/>
-      <w:r>
-        <w:rPr>
-          <w:rFonts w:ascii="Courier New" w:hAnsi="Courier New" w:cs="Courier New"/>
-          <w:sz w:val="20"/>
-          <w:szCs w:val="16"/>
-        </w:rPr>
-        <w:t>ip</w:t>
-      </w:r>
-      <w:proofErr w:type="spellEnd"/>
-      <w:r>
-        <w:rPr>
-          <w:rFonts w:ascii="Courier New" w:hAnsi="Courier New" w:cs="Courier New"/>
-          <w:sz w:val="20"/>
-          <w:szCs w:val="16"/>
-        </w:rPr>
-        <w:t xml:space="preserve"> </w:t>
-      </w:r>
-      <w:proofErr w:type="spellStart"/>
-      <w:r>
-        <w:rPr>
-          <w:rFonts w:ascii="Courier New" w:hAnsi="Courier New" w:cs="Courier New"/>
-          <w:sz w:val="20"/>
-          <w:szCs w:val="16"/>
-        </w:rPr>
-        <w:t>route</w:t>
-      </w:r>
-      <w:proofErr w:type="spellEnd"/>
+        <w:t>show ip route</w:t>
+      </w:r>
       <w:r>
         <w:t>;</w:t>
       </w:r>
@@ -886,44 +834,24 @@
       <w:r>
         <w:t xml:space="preserve">На каждом компьютере выполнить команду </w:t>
       </w:r>
-      <w:proofErr w:type="spellStart"/>
       <w:r>
         <w:rPr>
           <w:rFonts w:ascii="Courier New" w:hAnsi="Courier New" w:cs="Courier New"/>
           <w:sz w:val="20"/>
           <w:szCs w:val="16"/>
         </w:rPr>
-        <w:t>ping</w:t>
-      </w:r>
-      <w:proofErr w:type="spellEnd"/>
+        <w:t xml:space="preserve">ping </w:t>
+      </w:r>
+      <w:r>
+        <w:t xml:space="preserve">и трассировки </w:t>
+      </w:r>
       <w:r>
         <w:rPr>
           <w:rFonts w:ascii="Courier New" w:hAnsi="Courier New" w:cs="Courier New"/>
           <w:sz w:val="20"/>
           <w:szCs w:val="16"/>
         </w:rPr>
-        <w:t xml:space="preserve"> </w:t>
-      </w:r>
-      <w:r>
-        <w:t xml:space="preserve">и трассировки </w:t>
-      </w:r>
-      <w:proofErr w:type="spellStart"/>
-      <w:r>
-        <w:rPr>
-          <w:rFonts w:ascii="Courier New" w:hAnsi="Courier New" w:cs="Courier New"/>
-          <w:sz w:val="20"/>
-          <w:szCs w:val="16"/>
-        </w:rPr>
-        <w:t>tracert</w:t>
-      </w:r>
-      <w:proofErr w:type="spellEnd"/>
-      <w:r>
-        <w:rPr>
-          <w:rFonts w:ascii="Courier New" w:hAnsi="Courier New" w:cs="Courier New"/>
-          <w:sz w:val="20"/>
-          <w:szCs w:val="16"/>
-        </w:rPr>
-        <w:t xml:space="preserve"> </w:t>
+        <w:t xml:space="preserve">tracert </w:t>
       </w:r>
       <w:r>
         <w:t>других компьютеров;</w:t>
@@ -941,204 +869,36 @@
       <w:r>
         <w:t xml:space="preserve">Исследовать параметры протокола OSPF с помощью команд </w:t>
       </w:r>
-      <w:proofErr w:type="spellStart"/>
       <w:r>
         <w:rPr>
           <w:rFonts w:ascii="Courier New" w:hAnsi="Courier New" w:cs="Courier New"/>
           <w:sz w:val="20"/>
           <w:szCs w:val="16"/>
         </w:rPr>
-        <w:t>show</w:t>
-      </w:r>
-      <w:proofErr w:type="spellEnd"/>
+        <w:t>show ip ospf interface</w:t>
+      </w:r>
+      <w:r>
+        <w:t xml:space="preserve">, </w:t>
+      </w:r>
       <w:r>
         <w:rPr>
           <w:rFonts w:ascii="Courier New" w:hAnsi="Courier New" w:cs="Courier New"/>
           <w:sz w:val="20"/>
           <w:szCs w:val="16"/>
         </w:rPr>
-        <w:t xml:space="preserve"> </w:t>
-      </w:r>
-      <w:proofErr w:type="spellStart"/>
+        <w:t>show ip ospf database</w:t>
+      </w:r>
+      <w:r>
+        <w:t xml:space="preserve"> и </w:t>
+      </w:r>
       <w:r>
         <w:rPr>
           <w:rFonts w:ascii="Courier New" w:hAnsi="Courier New" w:cs="Courier New"/>
           <w:sz w:val="20"/>
           <w:szCs w:val="16"/>
         </w:rPr>
-        <w:t>ip</w:t>
-      </w:r>
-      <w:proofErr w:type="spellEnd"/>
-      <w:r>
-        <w:rPr>
-          <w:rFonts w:ascii="Courier New" w:hAnsi="Courier New" w:cs="Courier New"/>
-          <w:sz w:val="20"/>
-          <w:szCs w:val="16"/>
-        </w:rPr>
-        <w:t xml:space="preserve"> </w:t>
-      </w:r>
-      <w:proofErr w:type="spellStart"/>
-      <w:r>
-        <w:rPr>
-          <w:rFonts w:ascii="Courier New" w:hAnsi="Courier New" w:cs="Courier New"/>
-          <w:sz w:val="20"/>
-          <w:szCs w:val="16"/>
-        </w:rPr>
-        <w:t>ospf</w:t>
-      </w:r>
-      <w:proofErr w:type="spellEnd"/>
-      <w:r>
-        <w:rPr>
-          <w:rFonts w:ascii="Courier New" w:hAnsi="Courier New" w:cs="Courier New"/>
-          <w:sz w:val="20"/>
-          <w:szCs w:val="16"/>
-        </w:rPr>
-        <w:t xml:space="preserve"> </w:t>
-      </w:r>
-      <w:proofErr w:type="spellStart"/>
-      <w:r>
-        <w:rPr>
-          <w:rFonts w:ascii="Courier New" w:hAnsi="Courier New" w:cs="Courier New"/>
-          <w:sz w:val="20"/>
-          <w:szCs w:val="16"/>
-        </w:rPr>
-        <w:t>interface</w:t>
-      </w:r>
-      <w:proofErr w:type="spellEnd"/>
-      <w:r>
-        <w:t xml:space="preserve">, </w:t>
-      </w:r>
-      <w:proofErr w:type="spellStart"/>
-      <w:r>
-        <w:rPr>
-          <w:rFonts w:ascii="Courier New" w:hAnsi="Courier New" w:cs="Courier New"/>
-          <w:sz w:val="20"/>
-          <w:szCs w:val="16"/>
-        </w:rPr>
-        <w:t>show</w:t>
-      </w:r>
-      <w:proofErr w:type="spellEnd"/>
-      <w:r>
-        <w:rPr>
-          <w:rFonts w:ascii="Courier New" w:hAnsi="Courier New" w:cs="Courier New"/>
-          <w:sz w:val="20"/>
-          <w:szCs w:val="16"/>
-        </w:rPr>
-        <w:t xml:space="preserve"> </w:t>
-      </w:r>
-      <w:proofErr w:type="spellStart"/>
-      <w:r>
-        <w:rPr>
-          <w:rFonts w:ascii="Courier New" w:hAnsi="Courier New" w:cs="Courier New"/>
-          <w:sz w:val="20"/>
-          <w:szCs w:val="16"/>
-        </w:rPr>
-        <w:t>ip</w:t>
-      </w:r>
-      <w:proofErr w:type="spellEnd"/>
-      <w:r>
-        <w:rPr>
-          <w:rFonts w:ascii="Courier New" w:hAnsi="Courier New" w:cs="Courier New"/>
-          <w:sz w:val="20"/>
-          <w:szCs w:val="16"/>
-        </w:rPr>
-        <w:t xml:space="preserve"> </w:t>
-      </w:r>
-      <w:proofErr w:type="spellStart"/>
-      <w:r>
-        <w:rPr>
-          <w:rFonts w:ascii="Courier New" w:hAnsi="Courier New" w:cs="Courier New"/>
-          <w:sz w:val="20"/>
-          <w:szCs w:val="16"/>
-        </w:rPr>
-        <w:t>ospf</w:t>
-      </w:r>
-      <w:proofErr w:type="spellEnd"/>
-      <w:r>
-        <w:rPr>
-          <w:rFonts w:ascii="Courier New" w:hAnsi="Courier New" w:cs="Courier New"/>
-          <w:sz w:val="20"/>
-          <w:szCs w:val="16"/>
-        </w:rPr>
-        <w:t xml:space="preserve"> </w:t>
-      </w:r>
-      <w:proofErr w:type="spellStart"/>
-      <w:r>
-        <w:rPr>
-          <w:rFonts w:ascii="Courier New" w:hAnsi="Courier New" w:cs="Courier New"/>
-          <w:sz w:val="20"/>
-          <w:szCs w:val="16"/>
-        </w:rPr>
-        <w:t>database</w:t>
-      </w:r>
-      <w:proofErr w:type="spellEnd"/>
-      <w:r>
-        <w:t xml:space="preserve"> и </w:t>
-      </w:r>
-      <w:proofErr w:type="spellStart"/>
-      <w:r>
-        <w:rPr>
-          <w:rFonts w:ascii="Courier New" w:hAnsi="Courier New" w:cs="Courier New"/>
-          <w:sz w:val="20"/>
-          <w:szCs w:val="16"/>
-        </w:rPr>
-        <w:t>debug</w:t>
-      </w:r>
-      <w:proofErr w:type="spellEnd"/>
-      <w:r>
-        <w:rPr>
-          <w:rFonts w:ascii="Courier New" w:hAnsi="Courier New" w:cs="Courier New"/>
-          <w:sz w:val="20"/>
-          <w:szCs w:val="16"/>
-        </w:rPr>
-        <w:t xml:space="preserve"> </w:t>
-      </w:r>
-      <w:proofErr w:type="spellStart"/>
-      <w:r>
-        <w:rPr>
-          <w:rFonts w:ascii="Courier New" w:hAnsi="Courier New" w:cs="Courier New"/>
-          <w:sz w:val="20"/>
-          <w:szCs w:val="16"/>
-        </w:rPr>
-        <w:t>ip</w:t>
-      </w:r>
-      <w:proofErr w:type="spellEnd"/>
-      <w:r>
-        <w:rPr>
-          <w:rFonts w:ascii="Courier New" w:hAnsi="Courier New" w:cs="Courier New"/>
-          <w:sz w:val="20"/>
-          <w:szCs w:val="16"/>
-        </w:rPr>
-        <w:t xml:space="preserve"> </w:t>
-      </w:r>
-      <w:proofErr w:type="spellStart"/>
-      <w:r>
-        <w:rPr>
-          <w:rFonts w:ascii="Courier New" w:hAnsi="Courier New" w:cs="Courier New"/>
-          <w:sz w:val="20"/>
-          <w:szCs w:val="16"/>
-        </w:rPr>
-        <w:t>ospf</w:t>
-      </w:r>
-      <w:proofErr w:type="spellEnd"/>
-      <w:r>
-        <w:rPr>
-          <w:rFonts w:ascii="Courier New" w:hAnsi="Courier New" w:cs="Courier New"/>
-          <w:sz w:val="20"/>
-          <w:szCs w:val="16"/>
-        </w:rPr>
-        <w:t xml:space="preserve"> </w:t>
-      </w:r>
-      <w:proofErr w:type="spellStart"/>
-      <w:r>
-        <w:rPr>
-          <w:rFonts w:ascii="Courier New" w:hAnsi="Courier New" w:cs="Courier New"/>
-          <w:sz w:val="20"/>
-          <w:szCs w:val="16"/>
-        </w:rPr>
-        <w:t>events</w:t>
-      </w:r>
-      <w:proofErr w:type="spellEnd"/>
+        <w:t>debug ip ospf events</w:t>
+      </w:r>
       <w:r>
         <w:t>;</w:t>
       </w:r>
@@ -2450,7 +2210,6 @@
         </w:rPr>
         <w:t xml:space="preserve"> </w:t>
       </w:r>
-      <w:proofErr w:type="spellStart"/>
       <w:r>
         <w:rPr>
           <w:rFonts w:ascii="Courier New" w:hAnsi="Courier New" w:cs="Courier New"/>
@@ -2460,7 +2219,6 @@
         </w:rPr>
         <w:t>ip</w:t>
       </w:r>
-      <w:proofErr w:type="spellEnd"/>
       <w:r>
         <w:rPr>
           <w:rFonts w:ascii="Courier New" w:hAnsi="Courier New" w:cs="Courier New"/>
@@ -3085,52 +2843,14 @@
       <w:r>
         <w:t xml:space="preserve">С помощью команды </w:t>
       </w:r>
-      <w:proofErr w:type="spellStart"/>
       <w:r>
         <w:rPr>
           <w:rFonts w:ascii="Courier New" w:hAnsi="Courier New" w:cs="Courier New"/>
           <w:sz w:val="20"/>
           <w:szCs w:val="16"/>
         </w:rPr>
-        <w:t>show</w:t>
-      </w:r>
-      <w:proofErr w:type="spellEnd"/>
-      <w:r>
-        <w:rPr>
-          <w:rFonts w:ascii="Courier New" w:hAnsi="Courier New" w:cs="Courier New"/>
-          <w:sz w:val="20"/>
-          <w:szCs w:val="16"/>
-        </w:rPr>
-        <w:t xml:space="preserve"> </w:t>
-      </w:r>
-      <w:proofErr w:type="spellStart"/>
-      <w:r>
-        <w:rPr>
-          <w:rFonts w:ascii="Courier New" w:hAnsi="Courier New" w:cs="Courier New"/>
-          <w:sz w:val="20"/>
-          <w:szCs w:val="16"/>
-        </w:rPr>
-        <w:t>ip</w:t>
-      </w:r>
-      <w:proofErr w:type="spellEnd"/>
-      <w:r>
-        <w:rPr>
-          <w:rFonts w:ascii="Courier New" w:hAnsi="Courier New" w:cs="Courier New"/>
-          <w:sz w:val="20"/>
-          <w:szCs w:val="16"/>
-        </w:rPr>
-        <w:t xml:space="preserve"> </w:t>
-      </w:r>
-      <w:proofErr w:type="spellStart"/>
-      <w:r>
-        <w:rPr>
-          <w:rFonts w:ascii="Courier New" w:hAnsi="Courier New" w:cs="Courier New"/>
-          <w:sz w:val="20"/>
-          <w:szCs w:val="16"/>
-        </w:rPr>
-        <w:t>route</w:t>
-      </w:r>
-      <w:proofErr w:type="spellEnd"/>
+        <w:t>show ip route</w:t>
+      </w:r>
       <w:r>
         <w:rPr>
           <w:sz w:val="20"/>
@@ -4237,14 +3957,12 @@
       <w:r>
         <w:t xml:space="preserve"> </w:t>
       </w:r>
-      <w:proofErr w:type="spellStart"/>
       <w:r>
         <w:rPr>
           <w:lang w:val="en-US"/>
         </w:rPr>
         <w:t>ospf</w:t>
       </w:r>
-      <w:proofErr w:type="spellEnd"/>
       <w:r>
         <w:t xml:space="preserve"> 1</w:t>
       </w:r>
@@ -4360,21 +4078,7 @@
         <w:rPr>
           <w:lang w:val="en-US"/>
         </w:rPr>
-        <w:t xml:space="preserve">(config)#router </w:t>
-      </w:r>
-      <w:proofErr w:type="spellStart"/>
-      <w:r>
-        <w:rPr>
-          <w:lang w:val="en-US"/>
-        </w:rPr>
-        <w:t>ospf</w:t>
-      </w:r>
-      <w:proofErr w:type="spellEnd"/>
-      <w:r>
-        <w:rPr>
-          <w:lang w:val="en-US"/>
-        </w:rPr>
-        <w:t xml:space="preserve"> 1</w:t>
+        <w:t>(config)#router ospf 1</w:t>
       </w:r>
     </w:p>
     <w:p>
@@ -4488,21 +4192,7 @@
         <w:rPr>
           <w:lang w:val="en-US"/>
         </w:rPr>
-        <w:t xml:space="preserve">(config)#router </w:t>
-      </w:r>
-      <w:proofErr w:type="spellStart"/>
-      <w:r>
-        <w:rPr>
-          <w:lang w:val="en-US"/>
-        </w:rPr>
-        <w:t>ospf</w:t>
-      </w:r>
-      <w:proofErr w:type="spellEnd"/>
-      <w:r>
-        <w:rPr>
-          <w:lang w:val="en-US"/>
-        </w:rPr>
-        <w:t xml:space="preserve"> 1</w:t>
+        <w:t>(config)#router ospf 1</w:t>
       </w:r>
     </w:p>
     <w:p>
@@ -4877,77 +4567,21 @@
       <w:r>
         <w:t xml:space="preserve">По команде </w:t>
       </w:r>
-      <w:proofErr w:type="spellStart"/>
       <w:r>
         <w:rPr>
           <w:rFonts w:ascii="Courier New" w:hAnsi="Courier New" w:cs="Courier New"/>
           <w:sz w:val="20"/>
           <w:szCs w:val="16"/>
         </w:rPr>
-        <w:t>show</w:t>
-      </w:r>
-      <w:proofErr w:type="spellEnd"/>
-      <w:r>
-        <w:rPr>
-          <w:rFonts w:ascii="Courier New" w:hAnsi="Courier New" w:cs="Courier New"/>
+        <w:t>show ip ospf interface</w:t>
+      </w:r>
+      <w:r>
+        <w:rPr>
           <w:sz w:val="20"/>
           <w:szCs w:val="16"/>
         </w:rPr>
         <w:t xml:space="preserve"> </w:t>
       </w:r>
-      <w:proofErr w:type="spellStart"/>
-      <w:r>
-        <w:rPr>
-          <w:rFonts w:ascii="Courier New" w:hAnsi="Courier New" w:cs="Courier New"/>
-          <w:sz w:val="20"/>
-          <w:szCs w:val="16"/>
-        </w:rPr>
-        <w:t>ip</w:t>
-      </w:r>
-      <w:proofErr w:type="spellEnd"/>
-      <w:r>
-        <w:rPr>
-          <w:rFonts w:ascii="Courier New" w:hAnsi="Courier New" w:cs="Courier New"/>
-          <w:sz w:val="20"/>
-          <w:szCs w:val="16"/>
-        </w:rPr>
-        <w:t xml:space="preserve"> </w:t>
-      </w:r>
-      <w:proofErr w:type="spellStart"/>
-      <w:r>
-        <w:rPr>
-          <w:rFonts w:ascii="Courier New" w:hAnsi="Courier New" w:cs="Courier New"/>
-          <w:sz w:val="20"/>
-          <w:szCs w:val="16"/>
-        </w:rPr>
-        <w:t>ospf</w:t>
-      </w:r>
-      <w:proofErr w:type="spellEnd"/>
-      <w:r>
-        <w:rPr>
-          <w:rFonts w:ascii="Courier New" w:hAnsi="Courier New" w:cs="Courier New"/>
-          <w:sz w:val="20"/>
-          <w:szCs w:val="16"/>
-        </w:rPr>
-        <w:t xml:space="preserve"> </w:t>
-      </w:r>
-      <w:proofErr w:type="spellStart"/>
-      <w:r>
-        <w:rPr>
-          <w:rFonts w:ascii="Courier New" w:hAnsi="Courier New" w:cs="Courier New"/>
-          <w:sz w:val="20"/>
-          <w:szCs w:val="16"/>
-        </w:rPr>
-        <w:t>interface</w:t>
-      </w:r>
-      <w:proofErr w:type="spellEnd"/>
-      <w:r>
-        <w:rPr>
-          <w:sz w:val="20"/>
-          <w:szCs w:val="16"/>
-        </w:rPr>
-        <w:t xml:space="preserve"> </w:t>
-      </w:r>
       <w:r>
         <w:t xml:space="preserve">были выведены интерфейсы роутера, их состояние, идентификаторы, </w:t>
       </w:r>
@@ -4983,43 +4617,7 @@
           <w:bCs/>
           <w:lang w:val="en-US"/>
         </w:rPr>
-        <w:t xml:space="preserve">show </w:t>
-      </w:r>
-      <w:proofErr w:type="spellStart"/>
-      <w:r>
-        <w:rPr>
-          <w:b/>
-          <w:bCs/>
-          <w:lang w:val="en-US"/>
-        </w:rPr>
-        <w:t>ip</w:t>
-      </w:r>
-      <w:proofErr w:type="spellEnd"/>
-      <w:r>
-        <w:rPr>
-          <w:b/>
-          <w:bCs/>
-          <w:lang w:val="en-US"/>
-        </w:rPr>
-        <w:t xml:space="preserve"> </w:t>
-      </w:r>
-      <w:proofErr w:type="spellStart"/>
-      <w:r>
-        <w:rPr>
-          <w:b/>
-          <w:bCs/>
-          <w:lang w:val="en-US"/>
-        </w:rPr>
-        <w:t>ospf</w:t>
-      </w:r>
-      <w:proofErr w:type="spellEnd"/>
-      <w:r>
-        <w:rPr>
-          <w:b/>
-          <w:bCs/>
-          <w:lang w:val="en-US"/>
-        </w:rPr>
-        <w:t xml:space="preserve"> interface</w:t>
+        <w:t>show ip ospf interface</w:t>
       </w:r>
     </w:p>
     <w:p>
@@ -5787,7 +5385,6 @@
         </w:rPr>
         <w:t xml:space="preserve"> </w:t>
       </w:r>
-      <w:proofErr w:type="spellStart"/>
       <w:r>
         <w:rPr>
           <w:rFonts w:ascii="Courier New" w:hAnsi="Courier New" w:cs="Courier New"/>
@@ -5797,7 +5394,6 @@
         </w:rPr>
         <w:t>ip</w:t>
       </w:r>
-      <w:proofErr w:type="spellEnd"/>
       <w:r>
         <w:rPr>
           <w:rFonts w:ascii="Courier New" w:hAnsi="Courier New" w:cs="Courier New"/>
@@ -5806,7 +5402,6 @@
         </w:rPr>
         <w:t xml:space="preserve"> </w:t>
       </w:r>
-      <w:proofErr w:type="spellStart"/>
       <w:r>
         <w:rPr>
           <w:rFonts w:ascii="Courier New" w:hAnsi="Courier New" w:cs="Courier New"/>
@@ -5816,7 +5411,6 @@
         </w:rPr>
         <w:t>ospf</w:t>
       </w:r>
-      <w:proofErr w:type="spellEnd"/>
       <w:r>
         <w:rPr>
           <w:rFonts w:ascii="Courier New" w:hAnsi="Courier New" w:cs="Courier New"/>
@@ -10185,6 +9779,7 @@
   <w:style w:type="character" w:default="1" w:styleId="a0">
     <w:name w:val="Default Paragraph Font"/>
     <w:uiPriority w:val="1"/>
+    <w:semiHidden/>
     <w:unhideWhenUsed/>
   </w:style>
   <w:style w:type="table" w:default="1" w:styleId="a1">
